--- a/docs/event/print/chromebook-card.docx
+++ b/docs/event/print/chromebook-card.docx
@@ -152,26 +152,6 @@
             </w:r>
             <w:r>
               <w:rPr/>
-              <w:t xml:space="preserve">. Type </w:t>
-            </w:r>
-            <w:r>
-              <w:rPr>
-                <w:rStyle w:val="SourceText"/>
-              </w:rPr>
-              <w:t>http://</w:t>
-            </w:r>
-            <w:r>
-              <w:rPr/>
-              <w:t xml:space="preserve">, not </w:t>
-            </w:r>
-            <w:r>
-              <w:rPr>
-                <w:rStyle w:val="SourceText"/>
-              </w:rPr>
-              <w:t>https://</w:t>
-            </w:r>
-            <w:r>
-              <w:rPr/>
               <w:t xml:space="preserve">. </w:t>
             </w:r>
           </w:p>
@@ -191,8 +171,114 @@
               <w:rPr/>
             </w:pPr>
             <w:r>
-              <w:rPr/>
-              <w:t xml:space="preserve">Press Ctrl+D to bookmark it. Three dots → </w:t>
+              <w:rPr>
+                <w:b/>
+              </w:rPr>
+              <w:t>Trust the server once:</w:t>
+            </w:r>
+            <w:r>
+              <w:rPr/>
+              <w:t xml:space="preserve"> open </w:t>
+            </w:r>
+            <w:r>
+              <w:rPr>
+                <w:b/>
+              </w:rPr>
+              <w:t>http://tealteam.local/ca.crt</w:t>
+            </w:r>
+            <w:r>
+              <w:rPr/>
+              <w:t xml:space="preserve"> (it downloads). Go to </w:t>
+            </w:r>
+            <w:r>
+              <w:rPr>
+                <w:rStyle w:val="SourceText"/>
+              </w:rPr>
+              <w:t>chrome://certificate-manager</w:t>
+            </w:r>
+            <w:r>
+              <w:rPr/>
+              <w:t xml:space="preserve"> → </w:t>
+            </w:r>
+            <w:r>
+              <w:rPr>
+                <w:b/>
+              </w:rPr>
+              <w:t>Local certificates</w:t>
+            </w:r>
+            <w:r>
+              <w:rPr/>
+              <w:t xml:space="preserve"> → </w:t>
+            </w:r>
+            <w:r>
+              <w:rPr>
+                <w:b/>
+              </w:rPr>
+              <w:t>Import</w:t>
+            </w:r>
+            <w:r>
+              <w:rPr/>
+              <w:t xml:space="preserve">, pick </w:t>
+            </w:r>
+            <w:r>
+              <w:rPr>
+                <w:b/>
+              </w:rPr>
+              <w:t>tealteam-ca.crt</w:t>
+            </w:r>
+            <w:r>
+              <w:rPr/>
+              <w:t xml:space="preserve">, tick </w:t>
+            </w:r>
+            <w:r>
+              <w:rPr>
+                <w:b/>
+              </w:rPr>
+              <w:t>Trust this certificate for identifying websites</w:t>
+            </w:r>
+            <w:r>
+              <w:rPr/>
+              <w:t xml:space="preserve">. Then open </w:t>
+            </w:r>
+            <w:r>
+              <w:rPr>
+                <w:b/>
+              </w:rPr>
+              <w:t>https://tealteam.local/</w:t>
+            </w:r>
+            <w:r>
+              <w:rPr/>
+              <w:t xml:space="preserve">: no warning, a padlock. </w:t>
+            </w:r>
+          </w:p>
+          <w:p>
+            <w:pPr>
+              <w:pStyle w:val="TableContents"/>
+              <w:numPr>
+                <w:ilvl w:val="0"/>
+                <w:numId w:val="1"/>
+              </w:numPr>
+              <w:tabs>
+                <w:tab w:val="clear" w:pos="709"/>
+                <w:tab w:val="left" w:pos="709" w:leader="none"/>
+              </w:tabs>
+              <w:bidi w:val="0"/>
+              <w:ind w:hanging="283" w:left="709"/>
+              <w:rPr/>
+            </w:pPr>
+            <w:r>
+              <w:rPr/>
+              <w:t xml:space="preserve">Press Ctrl+D to bookmark the </w:t>
+            </w:r>
+            <w:r>
+              <w:rPr>
+                <w:b/>
+              </w:rPr>
+              <w:t>https</w:t>
+            </w:r>
+            <w:r>
+              <w:rPr/>
+              <w:t xml:space="preserve"> address. Three dots → </w:t>
             </w:r>
             <w:r>
               <w:rPr>
@@ -601,26 +687,6 @@
             </w:r>
             <w:r>
               <w:rPr/>
-              <w:t xml:space="preserve">. Type </w:t>
-            </w:r>
-            <w:r>
-              <w:rPr>
-                <w:rStyle w:val="SourceText"/>
-              </w:rPr>
-              <w:t>http://</w:t>
-            </w:r>
-            <w:r>
-              <w:rPr/>
-              <w:t xml:space="preserve">, not </w:t>
-            </w:r>
-            <w:r>
-              <w:rPr>
-                <w:rStyle w:val="SourceText"/>
-              </w:rPr>
-              <w:t>https://</w:t>
-            </w:r>
-            <w:r>
-              <w:rPr/>
               <w:t xml:space="preserve">. </w:t>
             </w:r>
           </w:p>
@@ -640,8 +706,114 @@
               <w:rPr/>
             </w:pPr>
             <w:r>
-              <w:rPr/>
-              <w:t xml:space="preserve">Press Ctrl+D to bookmark it. Three dots → </w:t>
+              <w:rPr>
+                <w:b/>
+              </w:rPr>
+              <w:t>Trust the server once:</w:t>
+            </w:r>
+            <w:r>
+              <w:rPr/>
+              <w:t xml:space="preserve"> open </w:t>
+            </w:r>
+            <w:r>
+              <w:rPr>
+                <w:b/>
+              </w:rPr>
+              <w:t>http://tealteam.local/ca.crt</w:t>
+            </w:r>
+            <w:r>
+              <w:rPr/>
+              <w:t xml:space="preserve"> (it downloads). Go to </w:t>
+            </w:r>
+            <w:r>
+              <w:rPr>
+                <w:rStyle w:val="SourceText"/>
+              </w:rPr>
+              <w:t>chrome://certificate-manager</w:t>
+            </w:r>
+            <w:r>
+              <w:rPr/>
+              <w:t xml:space="preserve"> → </w:t>
+            </w:r>
+            <w:r>
+              <w:rPr>
+                <w:b/>
+              </w:rPr>
+              <w:t>Local certificates</w:t>
+            </w:r>
+            <w:r>
+              <w:rPr/>
+              <w:t xml:space="preserve"> → </w:t>
+            </w:r>
+            <w:r>
+              <w:rPr>
+                <w:b/>
+              </w:rPr>
+              <w:t>Import</w:t>
+            </w:r>
+            <w:r>
+              <w:rPr/>
+              <w:t xml:space="preserve">, pick </w:t>
+            </w:r>
+            <w:r>
+              <w:rPr>
+                <w:b/>
+              </w:rPr>
+              <w:t>tealteam-ca.crt</w:t>
+            </w:r>
+            <w:r>
+              <w:rPr/>
+              <w:t xml:space="preserve">, tick </w:t>
+            </w:r>
+            <w:r>
+              <w:rPr>
+                <w:b/>
+              </w:rPr>
+              <w:t>Trust this certificate for identifying websites</w:t>
+            </w:r>
+            <w:r>
+              <w:rPr/>
+              <w:t xml:space="preserve">. Then open </w:t>
+            </w:r>
+            <w:r>
+              <w:rPr>
+                <w:b/>
+              </w:rPr>
+              <w:t>https://tealteam.local/</w:t>
+            </w:r>
+            <w:r>
+              <w:rPr/>
+              <w:t xml:space="preserve">: no warning, a padlock. </w:t>
+            </w:r>
+          </w:p>
+          <w:p>
+            <w:pPr>
+              <w:pStyle w:val="TableContents"/>
+              <w:numPr>
+                <w:ilvl w:val="0"/>
+                <w:numId w:val="2"/>
+              </w:numPr>
+              <w:tabs>
+                <w:tab w:val="clear" w:pos="709"/>
+                <w:tab w:val="left" w:pos="709" w:leader="none"/>
+              </w:tabs>
+              <w:bidi w:val="0"/>
+              <w:ind w:hanging="283" w:left="709"/>
+              <w:rPr/>
+            </w:pPr>
+            <w:r>
+              <w:rPr/>
+              <w:t xml:space="preserve">Press Ctrl+D to bookmark the </w:t>
+            </w:r>
+            <w:r>
+              <w:rPr>
+                <w:b/>
+              </w:rPr>
+              <w:t>https</w:t>
+            </w:r>
+            <w:r>
+              <w:rPr/>
+              <w:t xml:space="preserve"> address. Three dots → </w:t>
             </w:r>
             <w:r>
               <w:rPr>
